--- a/23644171_NguyenVanNam_Week04/23644171_NguyenVanNam_Week04.docx
+++ b/23644171_NguyenVanNam_Week04/23644171_NguyenVanNam_Week04.docx
@@ -114,6 +114,32 @@
         </w:rPr>
         <w:t xml:space="preserve">Link github: </w:t>
       </w:r>
+      <w:hyperlink r:id="rId5" w:history="1">
+        <w:r>
+          <w:rPr>
+            <w:rStyle w:val="Hyperlink"/>
+            <w:sz w:val="24"/>
+            <w:szCs w:val="24"/>
+          </w:rPr>
+          <w:t>https://github.com/vannam25</w:t>
+        </w:r>
+        <w:r>
+          <w:rPr>
+            <w:rStyle w:val="Hyperlink"/>
+            <w:sz w:val="24"/>
+            <w:szCs w:val="24"/>
+          </w:rPr>
+          <w:t>0</w:t>
+        </w:r>
+        <w:r>
+          <w:rPr>
+            <w:rStyle w:val="Hyperlink"/>
+            <w:sz w:val="24"/>
+            <w:szCs w:val="24"/>
+          </w:rPr>
+          <w:t>32005/ReactNative/tree/f57c0105a6d7e19909365dcdf0cfd04c3f6ace39/23644171_NguyenVanNam_Week04/NguyenVanNam_Week04</w:t>
+        </w:r>
+      </w:hyperlink>
     </w:p>
     <w:p>
       <w:pPr>
@@ -162,7 +188,25 @@
           <w:sz w:val="21"/>
           <w:szCs w:val="21"/>
         </w:rPr>
-        <w:t>. Hiển thị danh sách tiêu đề bài viết lên FlatList, định nghĩa Type từ cấu trúc JSON và gán kiểu cho kết quả API (data as Post[]).</w:t>
+        <w:t xml:space="preserve">. Hiển thị danh sách tiêu đề bài viết lên FlatList, định nghĩa Type từ cấu trúc JSON và gán kiểu cho kết quả API (data as </w:t>
+      </w:r>
+      <w:proofErr w:type="gramStart"/>
+      <w:r>
+        <w:rPr>
+          <w:color w:val="444444"/>
+          <w:sz w:val="21"/>
+          <w:szCs w:val="21"/>
+        </w:rPr>
+        <w:t>Post[</w:t>
+      </w:r>
+      <w:proofErr w:type="gramEnd"/>
+      <w:r>
+        <w:rPr>
+          <w:color w:val="444444"/>
+          <w:sz w:val="21"/>
+          <w:szCs w:val="21"/>
+        </w:rPr>
+        <w:t>]).</w:t>
       </w:r>
     </w:p>
     <w:p>
@@ -174,6 +218,7 @@
         <w:rPr>
           <w:noProof/>
         </w:rPr>
+        <w:lastRenderedPageBreak/>
         <w:drawing>
           <wp:inline distT="0" distB="0" distL="0" distR="0" wp14:anchorId="2C1526FC" wp14:editId="372A5E63">
             <wp:extent cx="5031938" cy="6964680"/>
@@ -190,7 +235,7 @@
                     <pic:cNvPicPr/>
                   </pic:nvPicPr>
                   <pic:blipFill>
-                    <a:blip r:embed="rId5"/>
+                    <a:blip r:embed="rId6"/>
                     <a:stretch>
                       <a:fillRect/>
                     </a:stretch>
@@ -223,7 +268,6 @@
           <w:sz w:val="22"/>
           <w:szCs w:val="22"/>
         </w:rPr>
-        <w:lastRenderedPageBreak/>
         <w:t>Bài tập 10: Chi tiết người dùng (User Profile Detail)</w:t>
       </w:r>
     </w:p>
@@ -274,6 +318,7 @@
         <w:rPr>
           <w:noProof/>
         </w:rPr>
+        <w:lastRenderedPageBreak/>
         <w:drawing>
           <wp:inline distT="0" distB="0" distL="0" distR="0" wp14:anchorId="7B729FDB" wp14:editId="776B9D26">
             <wp:extent cx="5649113" cy="7401958"/>
@@ -290,7 +335,7 @@
                     <pic:cNvPicPr/>
                   </pic:nvPicPr>
                   <pic:blipFill>
-                    <a:blip r:embed="rId6"/>
+                    <a:blip r:embed="rId7"/>
                     <a:stretch>
                       <a:fillRect/>
                     </a:stretch>
@@ -346,7 +391,7 @@
                     <pic:cNvPicPr/>
                   </pic:nvPicPr>
                   <pic:blipFill>
-                    <a:blip r:embed="rId7"/>
+                    <a:blip r:embed="rId8"/>
                     <a:stretch>
                       <a:fillRect/>
                     </a:stretch>
@@ -441,7 +486,25 @@
           <w:sz w:val="21"/>
           <w:szCs w:val="21"/>
         </w:rPr>
-        <w:t>Type annotations cho tham số của hàm bất đồng bộ (async/await), ví dụ fetchProducts(keyword: string, limit: number).</w:t>
+        <w:t xml:space="preserve">Type annotations cho tham số của hàm bất đồng bộ (async/await), ví dụ </w:t>
+      </w:r>
+      <w:proofErr w:type="gramStart"/>
+      <w:r>
+        <w:rPr>
+          <w:color w:val="444444"/>
+          <w:sz w:val="21"/>
+          <w:szCs w:val="21"/>
+        </w:rPr>
+        <w:t>fetchProducts(</w:t>
+      </w:r>
+      <w:proofErr w:type="gramEnd"/>
+      <w:r>
+        <w:rPr>
+          <w:color w:val="444444"/>
+          <w:sz w:val="21"/>
+          <w:szCs w:val="21"/>
+        </w:rPr>
+        <w:t>keyword: string, limit: number).</w:t>
       </w:r>
     </w:p>
     <w:p>
@@ -459,7 +522,25 @@
           <w:sz w:val="21"/>
           <w:szCs w:val="21"/>
         </w:rPr>
-        <w:t>Ép kiểu trong khối catch: error as AxiosError, hoặc dùng kiểu unknown kèm type guarding để xử lý lỗi an toàn.</w:t>
+        <w:t xml:space="preserve">Ép kiểu trong khối </w:t>
+      </w:r>
+      <w:proofErr w:type="gramStart"/>
+      <w:r>
+        <w:rPr>
+          <w:color w:val="444444"/>
+          <w:sz w:val="21"/>
+          <w:szCs w:val="21"/>
+        </w:rPr>
+        <w:t>catch:</w:t>
+      </w:r>
+      <w:proofErr w:type="gramEnd"/>
+      <w:r>
+        <w:rPr>
+          <w:color w:val="444444"/>
+          <w:sz w:val="21"/>
+          <w:szCs w:val="21"/>
+        </w:rPr>
+        <w:t xml:space="preserve"> error as AxiosError, hoặc dùng kiểu unknown kèm type guarding để xử lý lỗi an toàn.</w:t>
       </w:r>
     </w:p>
     <w:p>
@@ -512,7 +593,25 @@
           <w:sz w:val="21"/>
           <w:szCs w:val="21"/>
         </w:rPr>
-        <w:t>Viết hàm fetchProducts(keyword: string, limit: number) để gọi API https://dummyjson.com/products/search?q=keyword&amp;limit={limit} và hiển thị danh sách kết quả lên màn hình.</w:t>
+        <w:t xml:space="preserve">Viết hàm </w:t>
+      </w:r>
+      <w:proofErr w:type="gramStart"/>
+      <w:r>
+        <w:rPr>
+          <w:color w:val="444444"/>
+          <w:sz w:val="21"/>
+          <w:szCs w:val="21"/>
+        </w:rPr>
+        <w:t>fetchProducts(</w:t>
+      </w:r>
+      <w:proofErr w:type="gramEnd"/>
+      <w:r>
+        <w:rPr>
+          <w:color w:val="444444"/>
+          <w:sz w:val="21"/>
+          <w:szCs w:val="21"/>
+        </w:rPr>
+        <w:t>keyword: string, limit: number) để gọi API https://dummyjson.com/products/search?q=keyword&amp;limit={limit} và hiển thị danh sách kết quả lên màn hình.</w:t>
       </w:r>
     </w:p>
     <w:p>
@@ -540,7 +639,7 @@
                     <pic:cNvPicPr/>
                   </pic:nvPicPr>
                   <pic:blipFill>
-                    <a:blip r:embed="rId8"/>
+                    <a:blip r:embed="rId9"/>
                     <a:stretch>
                       <a:fillRect/>
                     </a:stretch>
@@ -621,7 +720,7 @@
                     <pic:cNvPicPr/>
                   </pic:nvPicPr>
                   <pic:blipFill>
-                    <a:blip r:embed="rId9"/>
+                    <a:blip r:embed="rId10"/>
                     <a:stretch>
                       <a:fillRect/>
                     </a:stretch>
@@ -709,7 +808,7 @@
                     <pic:cNvPicPr/>
                   </pic:nvPicPr>
                   <pic:blipFill>
-                    <a:blip r:embed="rId10"/>
+                    <a:blip r:embed="rId11"/>
                     <a:stretch>
                       <a:fillRect/>
                     </a:stretch>
@@ -756,7 +855,7 @@
                     <pic:cNvPicPr/>
                   </pic:nvPicPr>
                   <pic:blipFill>
-                    <a:blip r:embed="rId11"/>
+                    <a:blip r:embed="rId12"/>
                     <a:stretch>
                       <a:fillRect/>
                     </a:stretch>
@@ -904,7 +1003,61 @@
           <w:szCs w:val="21"/>
         </w:rPr>
         <w:lastRenderedPageBreak/>
-        <w:t>Định nghĩa kiểu dữ liệu cho API phân trang có dạng { data: T[], total: number, page: number } bằng Generic Interface ApiResponse&lt;T&gt;, ứng dụng vào danh sách sản phẩm.</w:t>
+        <w:t xml:space="preserve">Định nghĩa kiểu dữ liệu cho API phân trang có dạng </w:t>
+      </w:r>
+      <w:proofErr w:type="gramStart"/>
+      <w:r>
+        <w:rPr>
+          <w:color w:val="444444"/>
+          <w:sz w:val="21"/>
+          <w:szCs w:val="21"/>
+        </w:rPr>
+        <w:t>{ data</w:t>
+      </w:r>
+      <w:proofErr w:type="gramEnd"/>
+      <w:r>
+        <w:rPr>
+          <w:color w:val="444444"/>
+          <w:sz w:val="21"/>
+          <w:szCs w:val="21"/>
+        </w:rPr>
+        <w:t xml:space="preserve">: </w:t>
+      </w:r>
+      <w:proofErr w:type="gramStart"/>
+      <w:r>
+        <w:rPr>
+          <w:color w:val="444444"/>
+          <w:sz w:val="21"/>
+          <w:szCs w:val="21"/>
+        </w:rPr>
+        <w:t>T[</w:t>
+      </w:r>
+      <w:proofErr w:type="gramEnd"/>
+      <w:r>
+        <w:rPr>
+          <w:color w:val="444444"/>
+          <w:sz w:val="21"/>
+          <w:szCs w:val="21"/>
+        </w:rPr>
+        <w:t xml:space="preserve">], total: number, page: </w:t>
+      </w:r>
+      <w:proofErr w:type="gramStart"/>
+      <w:r>
+        <w:rPr>
+          <w:color w:val="444444"/>
+          <w:sz w:val="21"/>
+          <w:szCs w:val="21"/>
+        </w:rPr>
+        <w:t>number }</w:t>
+      </w:r>
+      <w:proofErr w:type="gramEnd"/>
+      <w:r>
+        <w:rPr>
+          <w:color w:val="444444"/>
+          <w:sz w:val="21"/>
+          <w:szCs w:val="21"/>
+        </w:rPr>
+        <w:t xml:space="preserve"> bằng Generic Interface ApiResponse&lt;T&gt;, ứng dụng vào danh sách sản phẩm.</w:t>
       </w:r>
     </w:p>
     <w:p>
@@ -932,7 +1085,7 @@
                     <pic:cNvPicPr/>
                   </pic:nvPicPr>
                   <pic:blipFill>
-                    <a:blip r:embed="rId12"/>
+                    <a:blip r:embed="rId13"/>
                     <a:stretch>
                       <a:fillRect/>
                     </a:stretch>
@@ -1013,7 +1166,7 @@
                     <pic:cNvPicPr/>
                   </pic:nvPicPr>
                   <pic:blipFill>
-                    <a:blip r:embed="rId13"/>
+                    <a:blip r:embed="rId14"/>
                     <a:stretch>
                       <a:fillRect/>
                     </a:stretch>
@@ -1789,6 +1942,30 @@
       <w:szCs w:val="20"/>
     </w:rPr>
   </w:style>
+  <w:style w:type="character" w:styleId="UnresolvedMention">
+    <w:name w:val="Unresolved Mention"/>
+    <w:basedOn w:val="DefaultParagraphFont"/>
+    <w:uiPriority w:val="99"/>
+    <w:semiHidden/>
+    <w:unhideWhenUsed/>
+    <w:rsid w:val="006228E3"/>
+    <w:rPr>
+      <w:color w:val="605E5C"/>
+      <w:shd w:val="clear" w:color="auto" w:fill="E1DFDD"/>
+    </w:rPr>
+  </w:style>
+  <w:style w:type="character" w:styleId="FollowedHyperlink">
+    <w:name w:val="FollowedHyperlink"/>
+    <w:basedOn w:val="DefaultParagraphFont"/>
+    <w:uiPriority w:val="99"/>
+    <w:semiHidden/>
+    <w:unhideWhenUsed/>
+    <w:rsid w:val="006228E3"/>
+    <w:rPr>
+      <w:color w:val="96607D" w:themeColor="followedHyperlink"/>
+      <w:u w:val="single"/>
+    </w:rPr>
+  </w:style>
 </w:styles>
 </file>
 
